--- a/Report/Perch_figures/Lagnö_Mohns_rho_N.docx
+++ b/Report/Perch_figures/Lagnö_Mohns_rho_N.docx
@@ -240,7 +240,7 @@
                 <w:szCs w:val="22"/>
                 <w:color w:val="000000"/>
               </w:rPr>
-              <w:t xml:space="preserve">0.03169</w:t>
+              <w:t xml:space="preserve">0.04031</w:t>
             </w:r>
           </w:p>
         </w:tc>
@@ -352,7 +352,7 @@
                 <w:szCs w:val="22"/>
                 <w:color w:val="000000"/>
               </w:rPr>
-              <w:t xml:space="preserve">0.02441</w:t>
+              <w:t xml:space="preserve">0.02957</w:t>
             </w:r>
           </w:p>
         </w:tc>
@@ -464,7 +464,7 @@
                 <w:szCs w:val="22"/>
                 <w:color w:val="000000"/>
               </w:rPr>
-              <w:t xml:space="preserve">0.01067</w:t>
+              <w:t xml:space="preserve">0.01663</w:t>
             </w:r>
           </w:p>
         </w:tc>
@@ -576,7 +576,7 @@
                 <w:szCs w:val="22"/>
                 <w:color w:val="000000"/>
               </w:rPr>
-              <w:t xml:space="preserve">-0.11235</w:t>
+              <w:t xml:space="preserve">-0.10073</w:t>
             </w:r>
           </w:p>
         </w:tc>
@@ -688,7 +688,7 @@
                 <w:szCs w:val="22"/>
                 <w:color w:val="000000"/>
               </w:rPr>
-              <w:t xml:space="preserve">-0.03135</w:t>
+              <w:t xml:space="preserve">-0.08269</w:t>
             </w:r>
           </w:p>
         </w:tc>
